--- a/2_Тайм менеджмент/Модуль 2/Модуль 2 Практичне завдання 3.docx
+++ b/2_Тайм менеджмент/Модуль 2/Модуль 2 Практичне завдання 3.docx
@@ -160,6 +160,68 @@
       </w:r>
     </w:p>
     <w:p/>
+    <w:p/>
+    <w:p>
+      <w:r>
+        <w:rPr>
+          <w:b/>
+          <w:sz w:val="26"/>
+        </w:rPr>
+        <w:t>Виконання завдання (на власному прикладі)</w:t>
+      </w:r>
+    </w:p>
+    <w:p>
+      <w:r>
+        <w:t>Принцип Парето я вирішив застосувати до власної роботи бізнес-аналітика, бо саме тут співвідношення «зусилля – результат» видно особливо чітко. Якщо чесно проаналізувати свій робочий тиждень, то переконуюся: левову частку цінності справді дає порівняно вузький набір дій, а решта часу йде на активність, яка створює видимість зайнятості, але мало впливає на кінцевий результат проєкту.</w:t>
+      </w:r>
+    </w:p>
+    <w:p>
+      <w:r>
+        <w:rPr>
+          <w:b/>
+          <w:sz w:val="26"/>
+        </w:rPr>
+        <w:t>Ті 20% дій, що дають близько 80% результату</w:t>
+      </w:r>
+    </w:p>
+    <w:p>
+      <w:r>
+        <w:t>До «продуктивних 20%» у моїй роботі я відношу передусім якісно проведені інтерв’ю із замовником і чітко зафіксовані вимоги. Один добре підготовлений воркшоп, де ми разом із бізнесом домовляємося про обсяг і пріоритети, економить потім тижні переробок. Сюди ж — своєчасне узгодження спірних моментів між командою розробки й замовником: кілька правильних розмов знімають конфлікти, які інакше «вибухнули» б на етапі здавання. І ще одне — глибока, нічим не перервана робота над документом вимог чи специфікацією у першій половині дня, коли голова свіжа.</w:t>
+      </w:r>
+    </w:p>
+    <w:p>
+      <w:r>
+        <w:rPr>
+          <w:b/>
+          <w:sz w:val="26"/>
+        </w:rPr>
+        <w:t>Ті 80% зусиль, що дають лише близько 20% результату</w:t>
+      </w:r>
+    </w:p>
+    <w:p>
+      <w:r>
+        <w:t>З іншого боку, чимало часу з’їдають дії з низькою віддачею: безкінечне листування й пересортовування пошти, участь у нарадах, де моя присутність необов’язкова, дрібні правки формату документів, перемикання між задачами через постійні месенджери. Усе це наче потрібне, але якщо чесно, то на підсумок проєкту воно майже не впливає.</w:t>
+      </w:r>
+    </w:p>
+    <w:p>
+      <w:r>
+        <w:rPr>
+          <w:b/>
+          <w:sz w:val="26"/>
+        </w:rPr>
+        <w:t>Сприятливі умови, ресурси і способи досягнення</w:t>
+      </w:r>
+    </w:p>
+    <w:p>
+      <w:r>
+        <w:t>Щоб свідомо спиратися на «продуктивні 20%», я для себе визначив такі умови. По-перше, найважливіші справи (підготовку до інтерв’ю, написання вимог) ставлю на ранок і захищаю цей час від нарад — це мій ресурс концентрації. По-друге, перед кожним тижнем виділяю ті дві-три задачі, які реально рухають проєкт, і слідкую, щоб вони не загубилися серед дрібниць. По-третє, рутину з низькою віддачею намагаюся або групувати в один блок (розбір пошти двічі на день, а не безперервно), або делегувати чи спрощувати.</w:t>
+      </w:r>
+    </w:p>
+    <w:p>
+      <w:r>
+        <w:t>Висновок для себе роблю простий: сенс принципу Парето не в тому, щоб працювати менше, а в тому, щоб вчасно впізнавати ті 20% дій, які дають головний результат, і віддавати їм свій найкращий час та увагу. Тоді решта справ або робляться швидше «по залишковому принципу», або взагалі відпадають як зайві.</w:t>
+      </w:r>
+    </w:p>
     <w:sectPr>
       <w:pgSz w:w="11906" w:h="16838"/>
       <w:pgMar w:top="1440" w:right="1440" w:bottom="1440" w:left="1440" w:header="708" w:footer="708" w:gutter="0"/>

--- a/2_Тайм менеджмент/Модуль 2/Модуль 2 Практичне завдання 3.docx
+++ b/2_Тайм менеджмент/Модуль 2/Модуль 2 Практичне завдання 3.docx
@@ -160,6 +160,313 @@
       </w:r>
     </w:p>
     <w:p/>
+    <w:p/>
+    <w:p>
+      <w:pPr>
+        <w:jc w:val="center"/>
+      </w:pPr>
+      <w:r>
+        <w:rPr>
+          <w:b/>
+          <w:sz w:val="28"/>
+        </w:rPr>
+        <w:t>ВИКОНАННЯ ПРАКТИЧНОГО ЗАВДАННЯ</w:t>
+      </w:r>
+    </w:p>
+    <w:p/>
+    <w:p>
+      <w:pPr>
+        <w:jc w:val="center"/>
+      </w:pPr>
+      <w:r>
+        <w:rPr>
+          <w:b/>
+          <w:sz w:val="24"/>
+        </w:rPr>
+        <w:t>Застосування принципу Парето (80/20) в організації навчальної діяльності студента 3-го курсу економічного факультету</w:t>
+      </w:r>
+    </w:p>
+    <w:p/>
+    <w:p>
+      <w:r>
+        <w:rPr>
+          <w:b/>
+        </w:rPr>
+        <w:t>Вступ</w:t>
+      </w:r>
+    </w:p>
+    <w:p>
+      <w:r>
+        <w:t>Принцип Парето (правило 80/20) стверджує, що лише 20% зусиль приносять 80% результатів, тоді як решта 80% зусиль дають лише 20% результатів. Цей принцип, сформульований італійським економістом Вільфредо Парето, має універсальне застосування в різних сферах життя, зокрема в організації навчального процесу студента. Розглянемо його застосування на власному прикладі підготовки до екзаменаційної сесії.</w:t>
+      </w:r>
+    </w:p>
+    <w:p/>
+    <w:p>
+      <w:r>
+        <w:rPr>
+          <w:b/>
+        </w:rPr>
+        <w:t>Ситуація: Підготовка до екзаменаційної сесії</w:t>
+      </w:r>
+    </w:p>
+    <w:p>
+      <w:r>
+        <w:t>Протягом семестру студент-економіст вивчає 6-8 дисциплін. На підготовку до сесії відводиться обмежений час. Постає питання: як розподілити свої зусилля, щоб отримати найкращі результати при обмеженому часовому ресурсі?</w:t>
+      </w:r>
+    </w:p>
+    <w:p/>
+    <w:p>
+      <w:r>
+        <w:rPr>
+          <w:b/>
+        </w:rPr>
+        <w:t>Аналіз витрат часу до застосування принципу Парето</w:t>
+      </w:r>
+    </w:p>
+    <w:p>
+      <w:r>
+        <w:t>До усвідомлення принципу Парето типовий розподіл часу підготовки до іспиту з дисципліни «Макроекономіка» виглядав наступним чином:</w:t>
+      </w:r>
+    </w:p>
+    <w:p>
+      <w:r>
+        <w:t>1. Перечитування всіх конспектів лекцій від початку до кінця - 3 години (30%)</w:t>
+      </w:r>
+    </w:p>
+    <w:p>
+      <w:r>
+        <w:t>2. Переписування конспектів для кращого запам'ятовування - 2 години (20%)</w:t>
+      </w:r>
+    </w:p>
+    <w:p>
+      <w:r>
+        <w:t>3. Читання додаткової літератури з підручника - 2 години (20%)</w:t>
+      </w:r>
+    </w:p>
+    <w:p>
+      <w:r>
+        <w:t>4. Розв'язування типових задач та прикладів - 1,5 години (15%)</w:t>
+      </w:r>
+    </w:p>
+    <w:p>
+      <w:r>
+        <w:t>5. Повторення ключових формул та визначень - 0,5 години (5%)</w:t>
+      </w:r>
+    </w:p>
+    <w:p>
+      <w:r>
+        <w:t>6. Перегляд відеолекцій в інтернеті - 1 година (10%)</w:t>
+      </w:r>
+    </w:p>
+    <w:p>
+      <w:r>
+        <w:t>Загалом: 10 годин на одну дисципліну.</w:t>
+      </w:r>
+    </w:p>
+    <w:p/>
+    <w:p>
+      <w:r>
+        <w:t>Результат: оцінка 75 балів (С). При цьому більша частина часу витрачалася на малоефективні дії (механічне перечитування, переписування), які давали мінімальний приріст знань.</w:t>
+      </w:r>
+    </w:p>
+    <w:p/>
+    <w:p>
+      <w:r>
+        <w:rPr>
+          <w:b/>
+        </w:rPr>
+        <w:t>Застосування принципу Парето: визначення ефективних 20%</w:t>
+      </w:r>
+    </w:p>
+    <w:p>
+      <w:r>
+        <w:t>Проаналізувавши свій досвід, я визначив, що найбільший результат у засвоєнні матеріалу дають лише кілька ключових дій:</w:t>
+      </w:r>
+    </w:p>
+    <w:p/>
+    <w:p>
+      <w:r>
+        <w:t>20% зусиль, що дають 80% результату:</w:t>
+      </w:r>
+    </w:p>
+    <w:p>
+      <w:r>
+        <w:t>1. Розв'язування типових екзаменаційних задач та тестів минулих років - це дає розуміння того, що саме перевіряється на іспиті, та формує практичні навички.</w:t>
+      </w:r>
+    </w:p>
+    <w:p>
+      <w:r>
+        <w:t>2. Складання структурованих mind-map (інтелект-карт) за кожною темою - це допомагає побачити зв'язки між поняттями та запам'ятати логіку матеріалу.</w:t>
+      </w:r>
+    </w:p>
+    <w:p>
+      <w:r>
+        <w:t>3. Активне повторення ключових формул, визначень та концепцій методом інтервального повторення.</w:t>
+      </w:r>
+    </w:p>
+    <w:p>
+      <w:r>
+        <w:t>4. Пояснення матеріалу одногрупникам (метод «навчи іншого») - найефективніший спосіб перевірити та закріпити власні знання.</w:t>
+      </w:r>
+    </w:p>
+    <w:p/>
+    <w:p>
+      <w:r>
+        <w:t>80% зусиль, що дають лише 20% результату:</w:t>
+      </w:r>
+    </w:p>
+    <w:p>
+      <w:r>
+        <w:t>1. Багаторазове пасивне перечитування конспектів.</w:t>
+      </w:r>
+    </w:p>
+    <w:p>
+      <w:r>
+        <w:t>2. Механічне переписування тексту.</w:t>
+      </w:r>
+    </w:p>
+    <w:p>
+      <w:r>
+        <w:t>3. Читання додаткової літератури без конкретної мети.</w:t>
+      </w:r>
+    </w:p>
+    <w:p>
+      <w:r>
+        <w:t>4. Перегляд відеолекцій без конспектування та практичного застосування.</w:t>
+      </w:r>
+    </w:p>
+    <w:p/>
+    <w:p>
+      <w:r>
+        <w:rPr>
+          <w:b/>
+        </w:rPr>
+        <w:t>Результати після застосування принципу Парето</w:t>
+      </w:r>
+    </w:p>
+    <w:p>
+      <w:r>
+        <w:t>Після перерозподілу часу згідно з принципом 80/20, підготовка до іспиту з «Мікроекономіки» у наступному семестрі виглядала так:</w:t>
+      </w:r>
+    </w:p>
+    <w:p>
+      <w:r>
+        <w:t>1. Розв'язування типових задач та тестів минулих років - 2,5 години (42%)</w:t>
+      </w:r>
+    </w:p>
+    <w:p>
+      <w:r>
+        <w:t>2. Створення інтелект-карт за темами - 1 година (17%)</w:t>
+      </w:r>
+    </w:p>
+    <w:p>
+      <w:r>
+        <w:t>3. Інтервальне повторення ключових понять - 1 година (17%)</w:t>
+      </w:r>
+    </w:p>
+    <w:p>
+      <w:r>
+        <w:t>4. Пояснення складних тем одногрупникам - 0,5 години (8%)</w:t>
+      </w:r>
+    </w:p>
+    <w:p>
+      <w:r>
+        <w:t>5. Цілеспрямоване читання конспекту лише з незрозумілих тем - 1 година (16%)</w:t>
+      </w:r>
+    </w:p>
+    <w:p>
+      <w:r>
+        <w:t>Загалом: 6 годин на одну дисципліну.</w:t>
+      </w:r>
+    </w:p>
+    <w:p/>
+    <w:p>
+      <w:r>
+        <w:t>Результат: оцінка 90 балів (А). При цьому загальний час підготовки скоротився на 40%, а результат покращився на 15 балів. Це наочно підтверджує дію принципу Парето: зосередившись на 20% найефективніших дій, вдалося отримати значно кращий результат за менший час.</w:t>
+      </w:r>
+    </w:p>
+    <w:p/>
+    <w:p>
+      <w:r>
+        <w:rPr>
+          <w:b/>
+        </w:rPr>
+        <w:t>Інші приклади застосування принципу 80/20 у студентському житті</w:t>
+      </w:r>
+    </w:p>
+    <w:p>
+      <w:r>
+        <w:t>- 80% корисних знань для майбутньої професії дають 20% дисциплін навчального плану (профільні предмети).</w:t>
+      </w:r>
+    </w:p>
+    <w:p>
+      <w:r>
+        <w:t>- 80% балів на іспиті можна отримати, відповівши на 20% найважливіших питань (ті, що мають найбільшу вагу).</w:t>
+      </w:r>
+    </w:p>
+    <w:p>
+      <w:r>
+        <w:t>- 80% продуктивного навчального часу припадає на 20% загального часу доби (ранкові години для більшості студентів).</w:t>
+      </w:r>
+    </w:p>
+    <w:p>
+      <w:r>
+        <w:t>- 80% необхідної інформації для курсової роботи знаходиться в 20% опрацьованих джерел.</w:t>
+      </w:r>
+    </w:p>
+    <w:p>
+      <w:r>
+        <w:t>- 80% успішних командних проєктів забезпечуються зусиллями 20% найактивніших учасників групи.</w:t>
+      </w:r>
+    </w:p>
+    <w:p/>
+    <w:p>
+      <w:r>
+        <w:rPr>
+          <w:b/>
+        </w:rPr>
+        <w:t>Практичні рекомендації щодо застосування принципу Парето</w:t>
+      </w:r>
+    </w:p>
+    <w:p>
+      <w:r>
+        <w:t>1. Перед початком підготовки визначити, які саме дії дають найбільший результат (ефективні 20%).</w:t>
+      </w:r>
+    </w:p>
+    <w:p>
+      <w:r>
+        <w:t>2. Виділити основний час саме на ці високоефективні дії.</w:t>
+      </w:r>
+    </w:p>
+    <w:p>
+      <w:r>
+        <w:t>3. Мінімізувати або повністю виключити малоефективні дії (80% зусиль з мінімальним результатом).</w:t>
+      </w:r>
+    </w:p>
+    <w:p>
+      <w:r>
+        <w:t>4. Регулярно аналізувати ефективність витрат часу та коригувати свій підхід.</w:t>
+      </w:r>
+    </w:p>
+    <w:p>
+      <w:r>
+        <w:t>5. Використовувати вивільнений час для відпочинку або підготовки до інших дисциплін.</w:t>
+      </w:r>
+    </w:p>
+    <w:p/>
+    <w:p>
+      <w:r>
+        <w:rPr>
+          <w:b/>
+        </w:rPr>
+        <w:t>Висновок</w:t>
+      </w:r>
+    </w:p>
+    <w:p>
+      <w:r>
+        <w:t>Принцип Парето є потужним інструментом тайм-менеджменту, який дозволяє суттєво підвищити ефективність використання часу. На власному прикладі підготовки до екзаменаційної сесії було продемонстровано, що правильне визначення найбільш ефективних 20% дій та зосередження зусиль саме на них дозволяє досягти значно кращих результатів за менший проміжок часу. Ключовим є вміння аналізувати свою діяльність, виявляти найпродуктивніші методи роботи та свідомо розподіляти час на їх користь. Як зазначається в лекційному матеріалі, принцип Парето чудово пояснює те, що трапилося, проте не завжди допомагає заздалегідь знайти вихід із ситуації, тому важливо постійно експериментувати та аналізувати результати своєї діяльності.</w:t>
+      </w:r>
+    </w:p>
     <w:sectPr>
       <w:pgSz w:w="11906" w:h="16838"/>
       <w:pgMar w:top="1440" w:right="1440" w:bottom="1440" w:left="1440" w:header="708" w:footer="708" w:gutter="0"/>
